--- a/policies/build/sop_record_masters/AAC/SOP_AAC.8.a_to_g_discharge_process_summary.docx
+++ b/policies/build/sop_record_masters/AAC/SOP_AAC.8.a_to_g_discharge_process_summary.docx
@@ -330,6 +330,7 @@
     <w:p>
       <w:pPr>
         <w:pStyle w:val="ListParagraph"/>
+        <w:spacing w:after="200" w:before="40"/>
       </w:pPr>
       <w:r>
         <w:t xml:space="preserve">National Medical Commission (formerly Medical Council of India). (2002, amended 2016). </w:t>
@@ -393,6 +394,7 @@
     <w:p>
       <w:pPr>
         <w:pStyle w:val="ListParagraph"/>
+        <w:spacing w:after="200" w:before="40"/>
       </w:pPr>
       <w:r>
         <w:t xml:space="preserve">National Medical Commission (formerly Medical Council of India). (2002, amended 2016). </w:t>
@@ -490,6 +492,7 @@
     <w:p>
       <w:pPr>
         <w:pStyle w:val="ListParagraph"/>
+        <w:spacing w:after="200" w:before="40"/>
       </w:pPr>
       <w:r>
         <w:t xml:space="preserve">Office of the Registrar General, India, Ministry of Home Affairs, Government of India. (2012). </w:t>
@@ -594,6 +597,7 @@
     <w:p>
       <w:pPr>
         <w:pStyle w:val="ListParagraph"/>
+        <w:spacing w:after="200" w:before="40"/>
       </w:pPr>
       <w:r>
         <w:t xml:space="preserve">National Accreditation Board for Hospitals and Healthcare Providers. (2022). Standards for Small Healthcare Organisations (3rd ed.). </w:t>

--- a/policies/build/sop_record_masters/AAC/SOP_AAC.8.a_to_g_discharge_process_summary.docx
+++ b/policies/build/sop_record_masters/AAC/SOP_AAC.8.a_to_g_discharge_process_summary.docx
@@ -330,10 +330,11 @@
     <w:p>
       <w:pPr>
         <w:pStyle w:val="ListParagraph"/>
-        <w:spacing w:after="200" w:before="40"/>
+        <w:spacing w:after="240" w:before="80"/>
+        <w:contextualSpacing w:val="0"/>
       </w:pPr>
       <w:r>
-        <w:t xml:space="preserve">National Medical Commission (formerly Medical Council of India). (2002, amended 2016). </w:t>
+        <w:t xml:space="preserve">• National Medical Commission (formerly Medical Council of India). (2002, amended 2016). </w:t>
       </w:r>
       <w:hyperlink r:id="rId9">
         <w:r>
@@ -394,10 +395,11 @@
     <w:p>
       <w:pPr>
         <w:pStyle w:val="ListParagraph"/>
-        <w:spacing w:after="200" w:before="40"/>
+        <w:spacing w:after="240" w:before="80"/>
+        <w:contextualSpacing w:val="0"/>
       </w:pPr>
       <w:r>
-        <w:t xml:space="preserve">National Medical Commission (formerly Medical Council of India). (2002, amended 2016). </w:t>
+        <w:t xml:space="preserve">• National Medical Commission (formerly Medical Council of India). (2002, amended 2016). </w:t>
       </w:r>
       <w:hyperlink r:id="rId9">
         <w:r>
@@ -492,10 +494,11 @@
     <w:p>
       <w:pPr>
         <w:pStyle w:val="ListParagraph"/>
-        <w:spacing w:after="200" w:before="40"/>
+        <w:spacing w:after="240" w:before="80"/>
+        <w:contextualSpacing w:val="0"/>
       </w:pPr>
       <w:r>
-        <w:t xml:space="preserve">Office of the Registrar General, India, Ministry of Home Affairs, Government of India. (2012). </w:t>
+        <w:t xml:space="preserve">• Office of the Registrar General, India, Ministry of Home Affairs, Government of India. (2012). </w:t>
       </w:r>
       <w:hyperlink r:id="rId10">
         <w:r>
@@ -597,10 +600,11 @@
     <w:p>
       <w:pPr>
         <w:pStyle w:val="ListParagraph"/>
-        <w:spacing w:after="200" w:before="40"/>
+        <w:spacing w:after="240" w:before="80"/>
+        <w:contextualSpacing w:val="0"/>
       </w:pPr>
       <w:r>
-        <w:t xml:space="preserve">National Accreditation Board for Hospitals and Healthcare Providers. (2022). Standards for Small Healthcare Organisations (3rd ed.). </w:t>
+        <w:t xml:space="preserve">• National Accreditation Board for Hospitals and Healthcare Providers. (2022). Standards for Small Healthcare Organisations (3rd ed.). </w:t>
       </w:r>
       <w:hyperlink r:id="rId11">
         <w:r>

--- a/policies/build/sop_record_masters/AAC/SOP_AAC.8.a_to_g_discharge_process_summary.docx
+++ b/policies/build/sop_record_masters/AAC/SOP_AAC.8.a_to_g_discharge_process_summary.docx
@@ -14,40 +14,9 @@
     </w:p>
     <w:p>
       <w:r>
-        <w:t>«Hospital Name» — Supports AAC.8.a-g</w:t>
+        <w:t>«Hospital Name» — SOP-AAC.8.a — Version 1.0</w:t>
       </w:r>
     </w:p>
-    <w:p/>
-    <w:tbl>
-      <w:tblPr>
-        <w:tblStyle w:val="TableGrid"/>
-        <w:tblW w:type="auto" w:w="0"/>
-        <w:tblLook w:firstColumn="1" w:firstRow="1" w:lastColumn="0" w:lastRow="0" w:noHBand="0" w:noVBand="1" w:val="04A0"/>
-      </w:tblPr>
-      <w:tblGrid>
-        <w:gridCol w:w="8640"/>
-      </w:tblGrid>
-      <w:tr>
-        <w:tc>
-          <w:tcPr>
-            <w:tcW w:type="dxa" w:w="8640"/>
-          </w:tcPr>
-          <w:p>
-            <w:r>
-              <w:rPr>
-                <w:b/>
-              </w:rPr>
-              <w:t>Why does this SOP exist? (read this first if you're new)</w:t>
-            </w:r>
-          </w:p>
-          <w:p>
-            <w:r>
-              <w:t>This SOP explains what has to be in a discharge summary, when a death summary replaces it, and how planned discharge keeps special needs from being discovered on the day the patient is leaving. If you're new to this SOP: the mandatory identification and clinical-content fields below are not a house preference — they follow the statutory format for medical records that applies to every registered medical practitioner in India, and the cause-of-death content follows the national civil-registration certification scheme.</w:t>
-            </w:r>
-          </w:p>
-        </w:tc>
-      </w:tr>
-    </w:tbl>
     <w:p/>
     <w:tbl>
       <w:tblPr>
@@ -62,9 +31,6 @@
         <w:gridCol w:w="2160"/>
       </w:tblGrid>
       <w:tr>
-        <w:trPr>
-          <w:cantSplit/>
-        </w:trPr>
         <w:tc>
           <w:tcPr>
             <w:tcW w:type="dxa" w:w="2160"/>
@@ -81,7 +47,7 @@
           </w:tcPr>
           <w:p>
             <w:r>
-              <w:t>«Hospital to define»</w:t>
+              <w:t>SOP-AAC.8.a</w:t>
             </w:r>
           </w:p>
         </w:tc>
@@ -107,9 +73,6 @@
         </w:tc>
       </w:tr>
       <w:tr>
-        <w:trPr>
-          <w:cantSplit/>
-        </w:trPr>
         <w:tc>
           <w:tcPr>
             <w:tcW w:type="dxa" w:w="2160"/>
@@ -151,51 +114,6 @@
           </w:p>
         </w:tc>
       </w:tr>
-      <w:tr>
-        <w:trPr>
-          <w:cantSplit/>
-        </w:trPr>
-        <w:tc>
-          <w:tcPr>
-            <w:tcW w:type="dxa" w:w="2160"/>
-          </w:tcPr>
-          <w:p>
-            <w:r>
-              <w:t>Prepared By</w:t>
-            </w:r>
-          </w:p>
-        </w:tc>
-        <w:tc>
-          <w:tcPr>
-            <w:tcW w:type="dxa" w:w="2160"/>
-          </w:tcPr>
-          <w:p>
-            <w:r>
-              <w:t>Quality Coordinator   Name: ________   Signature: ________</w:t>
-            </w:r>
-          </w:p>
-        </w:tc>
-        <w:tc>
-          <w:tcPr>
-            <w:tcW w:type="dxa" w:w="2160"/>
-          </w:tcPr>
-          <w:p>
-            <w:r>
-              <w:t>Approved By</w:t>
-            </w:r>
-          </w:p>
-        </w:tc>
-        <w:tc>
-          <w:tcPr>
-            <w:tcW w:type="dxa" w:w="2160"/>
-          </w:tcPr>
-          <w:p>
-            <w:r>
-              <w:t>Medical Superintendent   Name: ________   Signature: ________</w:t>
-            </w:r>
-          </w:p>
-        </w:tc>
-      </w:tr>
     </w:tbl>
     <w:p/>
     <w:p>
@@ -206,9 +124,78 @@
         <w:t>1. Purpose</w:t>
       </w:r>
     </w:p>
+    <w:tbl>
+      <w:tblPr>
+        <w:tblStyle w:val="TableGrid"/>
+        <w:tblW w:type="auto" w:w="0"/>
+        <w:tblLook w:firstColumn="1" w:firstRow="1" w:lastColumn="0" w:lastRow="0" w:noHBand="0" w:noVBand="1" w:val="04A0"/>
+      </w:tblPr>
+      <w:tblGrid>
+        <w:gridCol w:w="8640"/>
+      </w:tblGrid>
+      <w:tr>
+        <w:tc>
+          <w:tcPr>
+            <w:tcW w:type="dxa" w:w="8640"/>
+          </w:tcPr>
+          <w:p>
+            <w:r>
+              <w:t>This SOP sets out how «Hospital Name» gives a discharge summary to every patient leaving the organisation, including patients leaving against medical advice (LAMA); what identification, clinical content, follow-up and urgent-care instructions the summary must contain; how a death summary is prepared when a patient dies; and how planned discharge and special needs are identified before the patient leaves.</w:t>
+            </w:r>
+          </w:p>
+        </w:tc>
+      </w:tr>
+    </w:tbl>
+    <w:p/>
+    <w:tbl>
+      <w:tblPr>
+        <w:tblStyle w:val="TableGrid"/>
+        <w:tblW w:type="auto" w:w="0"/>
+        <w:tblLook w:firstColumn="1" w:firstRow="1" w:lastColumn="0" w:lastRow="0" w:noHBand="0" w:noVBand="1" w:val="04A0"/>
+      </w:tblPr>
+      <w:tblGrid>
+        <w:gridCol w:w="8640"/>
+      </w:tblGrid>
+      <w:tr>
+        <w:tc>
+          <w:tcPr>
+            <w:tcW w:type="dxa" w:w="8640"/>
+          </w:tcPr>
+          <w:p>
+            <w:r>
+              <w:t>A patient insists on leaving against medical advice. This SOP is what still gets them a discharge summary -- what was advised, the risks explained, that they left against advice -- before they walk out, instead of leaving with nothing written down at all.</w:t>
+            </w:r>
+          </w:p>
+        </w:tc>
+      </w:tr>
+    </w:tbl>
+    <w:p/>
+    <w:tbl>
+      <w:tblPr>
+        <w:tblStyle w:val="TableGrid"/>
+        <w:tblW w:type="auto" w:w="0"/>
+        <w:tblLook w:firstColumn="1" w:firstRow="1" w:lastColumn="0" w:lastRow="0" w:noHBand="0" w:noVBand="1" w:val="04A0"/>
+      </w:tblPr>
+      <w:tblGrid>
+        <w:gridCol w:w="8640"/>
+      </w:tblGrid>
+      <w:tr>
+        <w:tc>
+          <w:tcPr>
+            <w:tcW w:type="dxa" w:w="8640"/>
+          </w:tcPr>
+          <w:p>
+            <w:r>
+              <w:t>We do this because a patient who leaves without a written summary -- especially one who leaves against medical advice -- takes an undocumented, unexplained set of risks out the door with them, and a patient discharged with medicines but no explanation of warning signs or who to call is a readmission waiting to happen.</w:t>
+            </w:r>
+          </w:p>
+        </w:tc>
+      </w:tr>
+    </w:tbl>
+    <w:p/>
     <w:p>
       <w:r>
-        <w:t>This SOP sets out how «Hospital Name» gives a discharge summary to every patient leaving the organisation, including patients leaving against medical advice (LAMA); what identification, clinical content, follow-up and urgent-care instructions the summary must contain; how a death summary is prepared when a patient dies; and how planned discharge and special needs are identified before the patient leaves.</w:t>
+        <w:t>To define how «Hospital Name» issues a discharge summary to every patient including LAMA, its required content, death summary preparation, and discharge planning and special-needs identification.</w:t>
       </w:r>
     </w:p>
     <w:p>
@@ -221,7 +208,18 @@
     </w:p>
     <w:p>
       <w:r>
-        <w:t>This SOP applies to treating doctors, nurses, registration/front-office staff, the Medical Superintendent and the Quality Coordinator at «Hospital Name», for every patient discharged, transferred out, or who dies in the organisation.</w:t>
+        <w:rPr>
+          <w:i/>
+        </w:rPr>
+        <w:t xml:space="preserve">Why: </w:t>
+      </w:r>
+      <w:r>
+        <w:t>so every patient discharged, transferred out, or who dies in the organisation leaves with the same documented process behind them.</w:t>
+      </w:r>
+    </w:p>
+    <w:p>
+      <w:r>
+        <w:t>Applies to treating doctors, nurses, registration/front-office staff, the Medical Superintendent and the Quality Coordinator, for every patient discharged, transferred out, or who dies in the organisation.</w:t>
       </w:r>
     </w:p>
     <w:p>
@@ -235,12 +233,23 @@
     <w:p>
       <w:r>
         <w:rPr>
+          <w:i/>
+        </w:rPr>
+        <w:t xml:space="preserve">Why: </w:t>
+      </w:r>
+      <w:r>
+        <w:t>a discharge summary nobody checked for completeness, or a death summary that doesn't match the civil-registration record, creates problems long after the patient has left.</w:t>
+      </w:r>
+    </w:p>
+    <w:p>
+      <w:r>
+        <w:rPr>
           <w:b/>
         </w:rPr>
         <w:t xml:space="preserve">Treating Doctor: </w:t>
       </w:r>
       <w:r>
-        <w:t>prepares or supervises preparation of the discharge summary, writes the death summary where applicable, discusses expected discharge date and special needs with the patient and family.</w:t>
+        <w:t>Prepares or supervises preparation of the discharge summary, writes the death summary where applicable, discusses expected discharge date and special needs with the patient and family.</w:t>
       </w:r>
     </w:p>
     <w:p>
@@ -251,7 +260,7 @@
         <w:t xml:space="preserve">Nurse: </w:t>
       </w:r>
       <w:r>
-        <w:t>assists with discharge planning, explains instructions, confirms patient/family understanding, and identifies special needs.</w:t>
+        <w:t>Assists with discharge planning, explains instructions, confirms patient/family understanding, and identifies special needs.</w:t>
       </w:r>
     </w:p>
     <w:p>
@@ -262,7 +271,7 @@
         <w:t xml:space="preserve">Registration/Front-Office Staff: </w:t>
       </w:r>
       <w:r>
-        <w:t>verify identification and dates on the discharge summary and coordinate the administrative discharge process.</w:t>
+        <w:t>Verify identification and dates on the discharge summary and coordinate the administrative discharge process.</w:t>
       </w:r>
     </w:p>
     <w:p>
@@ -273,7 +282,7 @@
         <w:t xml:space="preserve">Quality Coordinator: </w:t>
       </w:r>
       <w:r>
-        <w:t>audits discharge-summary completeness and issuance rate, and tracks CAPA on recurring defects.</w:t>
+        <w:t>Audits discharge-summary completeness and issuance rate, and tracks corrective action on recurring gaps.</w:t>
       </w:r>
     </w:p>
     <w:p>
@@ -281,7 +290,7 @@
         <w:pStyle w:val="Heading1"/>
       </w:pPr>
       <w:r>
-        <w:t>4. Procedure</w:t>
+        <w:t>4. What to do</w:t>
       </w:r>
     </w:p>
     <w:p>
@@ -289,64 +298,33 @@
         <w:pStyle w:val="Heading2"/>
       </w:pPr>
       <w:r>
-        <w:t>4.1 Issue a discharge summary to every patient, including LAMA</w:t>
+        <w:t>Issue a discharge summary to every patient, including LAMA</w:t>
       </w:r>
     </w:p>
     <w:p>
       <w:r>
         <w:rPr>
-          <w:b/>
+          <w:i/>
         </w:rPr>
-        <w:t xml:space="preserve">Why this step matters: </w:t>
+        <w:t xml:space="preserve">Why: </w:t>
       </w:r>
       <w:r>
-        <w:t>A patient who leaves without a written summary — especially one who leaves against medical advice — takes an undocumented, unexplained set of risks out the door with them.</w:t>
+        <w:t>A patient who leaves without a written summary -- especially one who leaves against medical advice -- takes an undocumented, unexplained set of risks out the door with them.</w:t>
       </w:r>
     </w:p>
     <w:p>
       <w:r>
-        <w:t>1. Prepare a discharge summary for every patient leaving «Hospital Name», with no exception for patients leaving against medical advice (LAMA).</w:t>
+        <w:t>Prepare a discharge summary for every patient leaving «Hospital Name», with no exception for patients leaving against medical advice (LAMA).</w:t>
       </w:r>
     </w:p>
     <w:p>
       <w:r>
-        <w:t>2. For a LAMA patient, record in the summary what was advised, the risks of leaving explained to the patient, and that the patient left against medical advice; the separate informed-consent/LAMA acknowledgement itself is handled under the informed-consent policy — this step covers the summary content only.</w:t>
+        <w:t>For a LAMA patient, record in the summary what was advised, the risks of leaving explained to the patient, and that the patient left against medical advice; the separate informed-consent/LAMA acknowledgement itself is handled under the informed-consent policy -- this step covers the summary content only.</w:t>
       </w:r>
     </w:p>
     <w:p>
       <w:r>
-        <w:t>3. Give the discharge summary to the patient or the patient's representative before or at the time of leaving. (Record 1)</w:t>
-      </w:r>
-    </w:p>
-    <w:p>
-      <w:r>
-        <w:rPr>
-          <w:b/>
-          <w:i/>
-        </w:rPr>
-        <w:t xml:space="preserve">Technical source(s) for these steps: </w:t>
-      </w:r>
-    </w:p>
-    <w:p>
-      <w:pPr>
-        <w:pStyle w:val="ListParagraph"/>
-        <w:spacing w:after="240" w:before="80"/>
-        <w:contextualSpacing w:val="0"/>
-      </w:pPr>
-      <w:r>
-        <w:t xml:space="preserve">• National Medical Commission (formerly Medical Council of India). (2002, amended 2016). </w:t>
-      </w:r>
-      <w:hyperlink r:id="rId9">
-        <w:r>
-          <w:rPr>
-            <w:color w:val="0563C1"/>
-            <w:u w:val="single"/>
-          </w:rPr>
-          <w:t>Indian Medical Council (Professional Conduct, Etiquette and Ethics) Regulations, 2002, Appendix 3 (format of medical records)</w:t>
-        </w:r>
-      </w:hyperlink>
-      <w:r>
-        <w:t>. Statutory basis in India for the minimum content of a patient's medical record, including the discharge card/summary.</w:t>
+        <w:t>Give the discharge summary to the patient or the patient's representative before or at the time of leaving.</w:t>
       </w:r>
     </w:p>
     <w:p>
@@ -354,15 +332,15 @@
         <w:pStyle w:val="Heading2"/>
       </w:pPr>
       <w:r>
-        <w:t>4.2 Complete identification, dates and clinical content</w:t>
+        <w:t>Complete identification, dates and clinical content</w:t>
       </w:r>
     </w:p>
     <w:p>
       <w:r>
         <w:rPr>
-          <w:b/>
+          <w:i/>
         </w:rPr>
-        <w:t xml:space="preserve">Why this step matters: </w:t>
+        <w:t xml:space="preserve">Why: </w:t>
       </w:r>
       <w:r>
         <w:t>A discharge summary missing a date of admission, a diagnosis, or the results of a key investigation is not a summary the next treating doctor can actually rely on.</w:t>
@@ -370,48 +348,17 @@
     </w:p>
     <w:p>
       <w:r>
-        <w:t>1. Enter the patient's name, unique identification number, date of admission and date of discharge on every discharge summary; have the registration/front-office team verify these four fields before release.</w:t>
+        <w:t>Enter the patient's name, unique identification number, date of admission and date of discharge on every discharge summary; have the registration/front-office team verify these four fields before release.</w:t>
       </w:r>
     </w:p>
     <w:p>
       <w:r>
-        <w:t>2. Enter the reasons for admission, significant findings, provisional and/or final diagnosis, the patient's condition at discharge, investigation results, any procedure performed, medication administered and other treatment given.</w:t>
+        <w:t>Enter the reasons for admission, significant findings, provisional and/or final diagnosis, the patient's condition at discharge, investigation results, any procedure performed, medication administered and other treatment given.</w:t>
       </w:r>
     </w:p>
     <w:p>
       <w:r>
-        <w:t>3. Write the clinical content in language the patient or family can understand, using plain-language explanation alongside any medical terminology. (Record 2)</w:t>
-      </w:r>
-    </w:p>
-    <w:p>
-      <w:r>
-        <w:rPr>
-          <w:b/>
-          <w:i/>
-        </w:rPr>
-        <w:t xml:space="preserve">Technical source(s) for these steps: </w:t>
-      </w:r>
-    </w:p>
-    <w:p>
-      <w:pPr>
-        <w:pStyle w:val="ListParagraph"/>
-        <w:spacing w:after="240" w:before="80"/>
-        <w:contextualSpacing w:val="0"/>
-      </w:pPr>
-      <w:r>
-        <w:t xml:space="preserve">• National Medical Commission (formerly Medical Council of India). (2002, amended 2016). </w:t>
-      </w:r>
-      <w:hyperlink r:id="rId9">
-        <w:r>
-          <w:rPr>
-            <w:color w:val="0563C1"/>
-            <w:u w:val="single"/>
-          </w:rPr>
-          <w:t>Indian Medical Council (Professional Conduct, Etiquette and Ethics) Regulations, 2002, Appendix 3 (format of medical records)</w:t>
-        </w:r>
-      </w:hyperlink>
-      <w:r>
-        <w:t>. Statutory basis in India for the minimum content of a patient's medical record, including the discharge card/summary.</w:t>
+        <w:t>Write the clinical content in language the patient or family can understand, using plain-language explanation alongside any medical terminology.</w:t>
       </w:r>
     </w:p>
     <w:p>
@@ -419,15 +366,15 @@
         <w:pStyle w:val="Heading2"/>
       </w:pPr>
       <w:r>
-        <w:t>4.3 Give follow-up, medication and urgent-care instructions</w:t>
+        <w:t>Give follow-up, medication and urgent-care instructions</w:t>
       </w:r>
     </w:p>
     <w:p>
       <w:r>
         <w:rPr>
-          <w:b/>
+          <w:i/>
         </w:rPr>
-        <w:t xml:space="preserve">Why this step matters: </w:t>
+        <w:t xml:space="preserve">Why: </w:t>
       </w:r>
       <w:r>
         <w:t>A patient discharged with medicines but no explanation of warning signs or who to call is a readmission waiting to happen.</w:t>
@@ -435,17 +382,17 @@
     </w:p>
     <w:p>
       <w:r>
-        <w:t>1. Include in the discharge summary the follow-up date or timeframe, medications prescribed at discharge with dose, frequency, route and duration, diet/activity/wound-care instructions where applicable, warning signs that should prompt an earlier visit, and a contact number for queries.</w:t>
+        <w:t>Include in the discharge summary the follow-up date or timeframe, medications prescribed at discharge with dose, frequency, route and duration, diet/activity/wound-care instructions where applicable, warning signs that should prompt an earlier visit, and a contact number for queries.</w:t>
       </w:r>
     </w:p>
     <w:p>
       <w:r>
-        <w:t>2. Include instructions on when and how to obtain urgent care: symptoms requiring immediate return, how to reach «Hospital Name»'s emergency department, and an alternative emergency contact if «Hospital Name» is unreachable.</w:t>
+        <w:t>Include instructions on when and how to obtain urgent care: symptoms requiring immediate return, how to reach «Hospital Name»'s emergency department, and an alternative emergency contact if «Hospital Name» is unreachable.</w:t>
       </w:r>
     </w:p>
     <w:p>
       <w:r>
-        <w:t>3. Explain all of the above verbally to the patient and/or family in the language they understand — «Hindi and English» — and document that this was done. (Record 3)</w:t>
+        <w:t>Explain all of the above verbally to the patient and/or family in the language they understand -- «Hindi and English» -- and document that this was done.</w:t>
       </w:r>
     </w:p>
     <w:p>
@@ -453,15 +400,15 @@
         <w:pStyle w:val="Heading2"/>
       </w:pPr>
       <w:r>
-        <w:t>4.4 Prepare the death summary when a patient dies</w:t>
+        <w:t>Prepare the death summary when a patient dies</w:t>
       </w:r>
     </w:p>
     <w:p>
       <w:r>
         <w:rPr>
-          <w:b/>
+          <w:i/>
         </w:rPr>
-        <w:t xml:space="preserve">Why this step matters: </w:t>
+        <w:t xml:space="preserve">Why: </w:t>
       </w:r>
       <w:r>
         <w:t>The cause of death recorded in a hospital's own summary and the cause certified for civil registration must be the same fact, recorded consistently, not two different accounts of how the patient died.</w:t>
@@ -469,48 +416,17 @@
     </w:p>
     <w:p>
       <w:r>
-        <w:t>1. When a patient dies, prepare a death summary containing all the fields of the discharge summary (identification, dates, clinical content) plus the cause of death as determined by the treating doctor, time of death, whether a post-mortem was advised and the family's decision, and any medico-legal reporting done.</w:t>
+        <w:t>When a patient dies, prepare a death summary containing all the fields of the discharge summary (identification, dates, clinical content) plus the cause of death as determined by the treating doctor, time of death, whether a post-mortem was advised and the family's decision, and any medico-legal reporting done.</w:t>
       </w:r>
     </w:p>
     <w:p>
       <w:r>
-        <w:t>2. Certify the cause of death following the format and cause-of-death classification set out in the national Medical Certification of Cause of Death (MCCD) scheme, so the hospital's own record and the civil-registration certificate state the same cause.</w:t>
+        <w:t>Certify the cause of death following the format and cause-of-death classification set out in the national Medical Certification of Cause of Death (MCCD) scheme, so the hospital's own record and the civil-registration certificate state the same cause.</w:t>
       </w:r>
     </w:p>
     <w:p>
       <w:r>
-        <w:t>3. Give the death summary to the next of kin and retain a copy in the patient file. (Record 4)</w:t>
-      </w:r>
-    </w:p>
-    <w:p>
-      <w:r>
-        <w:rPr>
-          <w:b/>
-          <w:i/>
-        </w:rPr>
-        <w:t xml:space="preserve">Technical source(s) for these steps: </w:t>
-      </w:r>
-    </w:p>
-    <w:p>
-      <w:pPr>
-        <w:pStyle w:val="ListParagraph"/>
-        <w:spacing w:after="240" w:before="80"/>
-        <w:contextualSpacing w:val="0"/>
-      </w:pPr>
-      <w:r>
-        <w:t xml:space="preserve">• Office of the Registrar General, India, Ministry of Home Affairs, Government of India. (2012). </w:t>
-      </w:r>
-      <w:hyperlink r:id="rId10">
-        <w:r>
-          <w:rPr>
-            <w:color w:val="0563C1"/>
-            <w:u w:val="single"/>
-          </w:rPr>
-          <w:t>Physicians' Manual on Medical Certification of Cause of Death (MCCD), 5th ed.</w:t>
-        </w:r>
-      </w:hyperlink>
-      <w:r>
-        <w:t>. Issued under the Registration of Births and Deaths Act, 1969, Sections 10(2)-10(3); governs how the treating doctor certifies and records the cause of death.</w:t>
+        <w:t>Give the death summary to the next of kin and retain a copy in the patient file.</w:t>
       </w:r>
     </w:p>
     <w:p>
@@ -518,38 +434,38 @@
         <w:pStyle w:val="Heading2"/>
       </w:pPr>
       <w:r>
-        <w:t>4.5 Plan discharge in advance and identify special needs</w:t>
+        <w:t>Plan discharge in advance and identify special needs</w:t>
       </w:r>
     </w:p>
     <w:p>
       <w:r>
         <w:rPr>
-          <w:b/>
+          <w:i/>
         </w:rPr>
-        <w:t xml:space="preserve">Why this step matters: </w:t>
+        <w:t xml:space="preserve">Why: </w:t>
       </w:r>
       <w:r>
-        <w:t>Special needs discovered for the first time on the day of discharge — a wheelchair not arranged, a family not trained in wound care — turn a planned departure into a last-minute scramble that risks readmission.</w:t>
+        <w:t>Special needs discovered for the first time on the day of discharge -- a wheelchair not arranged, a family not trained in wound care -- turn a planned departure into a last-minute scramble that risks readmission.</w:t>
       </w:r>
     </w:p>
     <w:p>
       <w:r>
-        <w:t>1. Discuss the expected date of discharge with the patient and family early in the stay, and update it as the clinical situation changes.</w:t>
+        <w:t>Discuss the expected date of discharge with the patient and family early in the stay, and update it as the clinical situation changes.</w:t>
       </w:r>
     </w:p>
     <w:p>
       <w:r>
-        <w:t>2. Before discharge, identify special needs affecting care after discharge — «wound care, physiotherapy, mobility aids, home nursing, dietary needs, oxygen, follow-up investigations, referral to another facility».</w:t>
+        <w:t>Before discharge, identify special needs affecting care after discharge -- wound care, physiotherapy, mobility aids, home nursing, dietary needs, oxygen, follow-up investigations, referral to another facility.</w:t>
       </w:r>
     </w:p>
     <w:p>
       <w:r>
-        <w:t>3. Where a special need is identified, include in the discharge plan how it will be met — «written instructions, referral letter, equipment arranged, or family trained».</w:t>
+        <w:t>Where a special need is identified, include in the discharge plan how it will be met -- written instructions, referral letter, equipment arranged, or family trained.</w:t>
       </w:r>
     </w:p>
     <w:p>
       <w:r>
-        <w:t>4. Before the patient leaves, confirm that the patient and family understand the discharge plan and the special-needs arrangements. (Record 5)</w:t>
+        <w:t>Before the patient leaves, confirm that the patient and family understand the discharge plan and the special-needs arrangements.</w:t>
       </w:r>
     </w:p>
     <w:p>
@@ -570,7 +486,7 @@
         <w:pStyle w:val="Heading1"/>
       </w:pPr>
       <w:r>
-        <w:t>6. Related Documents</w:t>
+        <w:t>6. Related SOPs</w:t>
       </w:r>
     </w:p>
     <w:p>
@@ -578,7 +494,54 @@
         <w:pStyle w:val="ListParagraph"/>
       </w:pPr>
       <w:r>
-        <w:t>Policy on Discharge Process and Discharge Summary (AAC.8) — this SOP operationalises sections 5.1-5.7</w:t>
+        <w:t>Policy on Discharge Process and Discharge Summary (AAC.8)</w:t>
+      </w:r>
+    </w:p>
+    <w:p>
+      <w:pPr>
+        <w:pStyle w:val="Heading1"/>
+      </w:pPr>
+      <w:r>
+        <w:t>7. Review</w:t>
+      </w:r>
+    </w:p>
+    <w:p>
+      <w:r>
+        <w:t>This SOP is reviewed at least annually by the Quality Coordinator together with the Medical Superintendent, and sooner when the discharge process, summary template or clinical protocols change.</w:t>
+      </w:r>
+    </w:p>
+    <w:p>
+      <w:r>
+        <w:br w:type="page"/>
+      </w:r>
+    </w:p>
+    <w:p>
+      <w:pPr>
+        <w:pStyle w:val="Heading1"/>
+      </w:pPr>
+      <w:r>
+        <w:t>Appendix — NABH Standard Cross-Reference and Evidence Basis</w:t>
+      </w:r>
+    </w:p>
+    <w:p>
+      <w:r>
+        <w:t>For the Quality Coordinator and NABH assessment use only. The reasoning and real-world triggers for each requirement are already in the body above -- this appendix adds only what the body deliberately leaves out: the exact objective-element code, how this SOP's scope is kept separate from neighbouring standards, and the verified technical source for anything cited.</w:t>
+      </w:r>
+    </w:p>
+    <w:p>
+      <w:pPr>
+        <w:pStyle w:val="Heading2"/>
+      </w:pPr>
+      <w:r>
+        <w:t>Issue a discharge summary to every patient, including LAMA — AAC.8.a</w:t>
+      </w:r>
+    </w:p>
+    <w:p>
+      <w:r>
+        <w:rPr>
+          <w:i/>
+        </w:rPr>
+        <w:t>Verified source(s):</w:t>
       </w:r>
     </w:p>
     <w:p>
@@ -586,25 +549,135 @@
         <w:pStyle w:val="ListParagraph"/>
       </w:pPr>
       <w:r>
-        <w:t>Required Records — AAC.8.a-g (see AAC.8 Records folder)</w:t>
+        <w:t xml:space="preserve">• </w:t>
+      </w:r>
+      <w:r>
+        <w:t xml:space="preserve">National Medical Commission (formerly Medical Council of India). (2002, amended 2016). </w:t>
+      </w:r>
+      <w:hyperlink r:id="rId9">
+        <w:r>
+          <w:rPr>
+            <w:color w:val="0563C1"/>
+            <w:u w:val="single"/>
+          </w:rPr>
+          <w:t>Indian Medical Council (Professional Conduct, Etiquette and Ethics) Regulations, 2002</w:t>
+        </w:r>
+      </w:hyperlink>
+      <w:r>
+        <w:t>, Appendix 3 (format of medical records). Statutory basis in India for the minimum content of a patient's medical record, including the discharge card/summary.</w:t>
       </w:r>
     </w:p>
     <w:p>
       <w:pPr>
-        <w:pStyle w:val="Heading1"/>
+        <w:pStyle w:val="Heading2"/>
       </w:pPr>
       <w:r>
-        <w:t>7. Where This SOP's Requirements Come From (Verified Sources)</w:t>
+        <w:t>Complete identification, dates and clinical content — AAC.8.b</w:t>
+      </w:r>
+    </w:p>
+    <w:p>
+      <w:r>
+        <w:rPr>
+          <w:i/>
+        </w:rPr>
+        <w:t>Verified source(s):</w:t>
       </w:r>
     </w:p>
     <w:p>
       <w:pPr>
         <w:pStyle w:val="ListParagraph"/>
-        <w:spacing w:after="240" w:before="80"/>
-        <w:contextualSpacing w:val="0"/>
       </w:pPr>
       <w:r>
-        <w:t xml:space="preserve">• National Accreditation Board for Hospitals and Healthcare Providers. (2022). Standards for Small Healthcare Organisations (3rd ed.). </w:t>
+        <w:t xml:space="preserve">• </w:t>
+      </w:r>
+      <w:r>
+        <w:t xml:space="preserve">National Medical Commission (formerly Medical Council of India). (2002, amended 2016). </w:t>
+      </w:r>
+      <w:hyperlink r:id="rId9">
+        <w:r>
+          <w:rPr>
+            <w:color w:val="0563C1"/>
+            <w:u w:val="single"/>
+          </w:rPr>
+          <w:t>Indian Medical Council (Professional Conduct, Etiquette and Ethics) Regulations, 2002</w:t>
+        </w:r>
+      </w:hyperlink>
+      <w:r>
+        <w:t>, Appendix 3 (format of medical records). Statutory basis in India for the minimum content of a patient's medical record, including the discharge card/summary.</w:t>
+      </w:r>
+    </w:p>
+    <w:p>
+      <w:pPr>
+        <w:pStyle w:val="Heading2"/>
+      </w:pPr>
+      <w:r>
+        <w:t>Give follow-up, medication and urgent-care instructions — AAC.8.c</w:t>
+      </w:r>
+    </w:p>
+    <w:p>
+      <w:pPr>
+        <w:pStyle w:val="Heading2"/>
+      </w:pPr>
+      <w:r>
+        <w:t>Prepare the death summary when a patient dies — AAC.8.d</w:t>
+      </w:r>
+    </w:p>
+    <w:p>
+      <w:r>
+        <w:rPr>
+          <w:i/>
+        </w:rPr>
+        <w:t>Verified source(s):</w:t>
+      </w:r>
+    </w:p>
+    <w:p>
+      <w:pPr>
+        <w:pStyle w:val="ListParagraph"/>
+      </w:pPr>
+      <w:r>
+        <w:t xml:space="preserve">• </w:t>
+      </w:r>
+      <w:r>
+        <w:t xml:space="preserve">Office of the Registrar General, India, Ministry of Home Affairs, Government of India. (2012). </w:t>
+      </w:r>
+      <w:hyperlink r:id="rId10">
+        <w:r>
+          <w:rPr>
+            <w:color w:val="0563C1"/>
+            <w:u w:val="single"/>
+          </w:rPr>
+          <w:t>Physicians' Manual on Medical Certification of Cause of Death (MCCD), 5th ed.</w:t>
+        </w:r>
+      </w:hyperlink>
+      <w:r>
+        <w:t xml:space="preserve"> Issued under the Registration of Births and Deaths Act, 1969, Sections 10(2)-10(3); governs how the treating doctor certifies and records the cause of death.</w:t>
+      </w:r>
+    </w:p>
+    <w:p>
+      <w:pPr>
+        <w:pStyle w:val="Heading2"/>
+      </w:pPr>
+      <w:r>
+        <w:t>Plan discharge in advance and identify special needs — AAC.8.e</w:t>
+      </w:r>
+    </w:p>
+    <w:p>
+      <w:pPr>
+        <w:pStyle w:val="Heading2"/>
+      </w:pPr>
+      <w:r>
+        <w:t>Full reference list</w:t>
+      </w:r>
+    </w:p>
+    <w:p>
+      <w:pPr>
+        <w:pStyle w:val="ListParagraph"/>
+      </w:pPr>
+      <w:r>
+        <w:t xml:space="preserve">• </w:t>
+      </w:r>
+      <w:r>
+        <w:t xml:space="preserve">National Accreditation Board for Hospitals and Healthcare Providers. (2022). Standards for Small Healthcare Organisations (3rd ed.). </w:t>
       </w:r>
       <w:hyperlink r:id="rId11">
         <w:r>
@@ -616,20 +689,53 @@
         </w:r>
       </w:hyperlink>
       <w:r>
-        <w:t>. Access, Assessment and Continuity of Care chapter, standard AAC.8.</w:t>
+        <w:t>. Access, Assessment and Care of Patients chapter, standard AAC.8.</w:t>
       </w:r>
     </w:p>
     <w:p>
       <w:pPr>
-        <w:pStyle w:val="Heading1"/>
+        <w:pStyle w:val="ListParagraph"/>
       </w:pPr>
       <w:r>
-        <w:t>8. Review</w:t>
+        <w:t xml:space="preserve">• </w:t>
+      </w:r>
+      <w:r>
+        <w:t xml:space="preserve">National Medical Commission (formerly Medical Council of India). (2002, amended 2016). </w:t>
+      </w:r>
+      <w:hyperlink r:id="rId9">
+        <w:r>
+          <w:rPr>
+            <w:color w:val="0563C1"/>
+            <w:u w:val="single"/>
+          </w:rPr>
+          <w:t>Indian Medical Council (Professional Conduct, Etiquette and Ethics) Regulations, 2002</w:t>
+        </w:r>
+      </w:hyperlink>
+      <w:r>
+        <w:t>, Appendix 3 (format of medical records). Statutory basis in India for the minimum content of a patient's medical record, including the discharge card/summary.</w:t>
       </w:r>
     </w:p>
     <w:p>
+      <w:pPr>
+        <w:pStyle w:val="ListParagraph"/>
+      </w:pPr>
       <w:r>
-        <w:t>This SOP is reviewed at least annually by the Quality Coordinator together with the Medical Superintendent, and sooner when the discharge process, summary template or clinical protocols change.</w:t>
+        <w:t xml:space="preserve">• </w:t>
+      </w:r>
+      <w:r>
+        <w:t xml:space="preserve">Office of the Registrar General, India, Ministry of Home Affairs, Government of India. (2012). </w:t>
+      </w:r>
+      <w:hyperlink r:id="rId10">
+        <w:r>
+          <w:rPr>
+            <w:color w:val="0563C1"/>
+            <w:u w:val="single"/>
+          </w:rPr>
+          <w:t>Physicians' Manual on Medical Certification of Cause of Death (MCCD), 5th ed.</w:t>
+        </w:r>
+      </w:hyperlink>
+      <w:r>
+        <w:t xml:space="preserve"> Issued under the Registration of Births and Deaths Act, 1969, Sections 10(2)-10(3); governs how the treating doctor certifies and records the cause of death.</w:t>
       </w:r>
     </w:p>
     <w:sectPr>

--- a/policies/build/sop_record_masters/AAC/SOP_AAC.8.a_to_g_discharge_process_summary.docx
+++ b/policies/build/sop_record_masters/AAC/SOP_AAC.8.a_to_g_discharge_process_summary.docx
@@ -208,12 +208,6 @@
     </w:p>
     <w:p>
       <w:r>
-        <w:rPr>
-          <w:i/>
-        </w:rPr>
-        <w:t xml:space="preserve">Why: </w:t>
-      </w:r>
-      <w:r>
         <w:t>so every patient discharged, transferred out, or who dies in the organisation leaves with the same documented process behind them.</w:t>
       </w:r>
     </w:p>
@@ -231,12 +225,6 @@
       </w:r>
     </w:p>
     <w:p>
-      <w:r>
-        <w:rPr>
-          <w:i/>
-        </w:rPr>
-        <w:t xml:space="preserve">Why: </w:t>
-      </w:r>
       <w:r>
         <w:t>a discharge summary nobody checked for completeness, or a death summary that doesn't match the civil-registration record, creates problems long after the patient has left.</w:t>
       </w:r>
@@ -303,12 +291,6 @@
     </w:p>
     <w:p>
       <w:r>
-        <w:rPr>
-          <w:i/>
-        </w:rPr>
-        <w:t xml:space="preserve">Why: </w:t>
-      </w:r>
-      <w:r>
         <w:t>A patient who leaves without a written summary -- especially one who leaves against medical advice -- takes an undocumented, unexplained set of risks out the door with them.</w:t>
       </w:r>
     </w:p>
@@ -336,12 +318,6 @@
       </w:r>
     </w:p>
     <w:p>
-      <w:r>
-        <w:rPr>
-          <w:i/>
-        </w:rPr>
-        <w:t xml:space="preserve">Why: </w:t>
-      </w:r>
       <w:r>
         <w:t>A discharge summary missing a date of admission, a diagnosis, or the results of a key investigation is not a summary the next treating doctor can actually rely on.</w:t>
       </w:r>
@@ -371,12 +347,6 @@
     </w:p>
     <w:p>
       <w:r>
-        <w:rPr>
-          <w:i/>
-        </w:rPr>
-        <w:t xml:space="preserve">Why: </w:t>
-      </w:r>
-      <w:r>
         <w:t>A patient discharged with medicines but no explanation of warning signs or who to call is a readmission waiting to happen.</w:t>
       </w:r>
     </w:p>
@@ -405,12 +375,6 @@
     </w:p>
     <w:p>
       <w:r>
-        <w:rPr>
-          <w:i/>
-        </w:rPr>
-        <w:t xml:space="preserve">Why: </w:t>
-      </w:r>
-      <w:r>
         <w:t>The cause of death recorded in a hospital's own summary and the cause certified for civil registration must be the same fact, recorded consistently, not two different accounts of how the patient died.</w:t>
       </w:r>
     </w:p>
@@ -438,12 +402,6 @@
       </w:r>
     </w:p>
     <w:p>
-      <w:r>
-        <w:rPr>
-          <w:i/>
-        </w:rPr>
-        <w:t xml:space="preserve">Why: </w:t>
-      </w:r>
       <w:r>
         <w:t>Special needs discovered for the first time on the day of discharge -- a wheelchair not arranged, a family not trained in wound care -- turn a planned departure into a last-minute scramble that risks readmission.</w:t>
       </w:r>

--- a/policies/build/sop_record_masters/AAC/SOP_AAC.8.a_to_g_discharge_process_summary.docx
+++ b/policies/build/sop_record_masters/AAC/SOP_AAC.8.a_to_g_discharge_process_summary.docx
@@ -324,12 +324,77 @@
     </w:p>
     <w:p>
       <w:r>
-        <w:t>Enter the patient's name, unique identification number, date of admission and date of discharge on every discharge summary; have the registration/front-office team verify these four fields before release.</w:t>
+        <w:t>Enter these four identification fields on every discharge summary:</w:t>
       </w:r>
     </w:p>
     <w:p>
       <w:r>
-        <w:t>Enter the reasons for admission, significant findings, provisional and/or final diagnosis, the patient's condition at discharge, investigation results, any procedure performed, medication administered and other treatment given.</w:t>
+        <w:t>1. The patient's name.</w:t>
+      </w:r>
+    </w:p>
+    <w:p>
+      <w:r>
+        <w:t>2. The unique identification number.</w:t>
+      </w:r>
+    </w:p>
+    <w:p>
+      <w:r>
+        <w:t>3. The date of admission.</w:t>
+      </w:r>
+    </w:p>
+    <w:p>
+      <w:r>
+        <w:t>4. The date of discharge.</w:t>
+      </w:r>
+    </w:p>
+    <w:p>
+      <w:r>
+        <w:t>The registration/front-office team verifies these four fields before release.</w:t>
+      </w:r>
+    </w:p>
+    <w:p>
+      <w:r>
+        <w:t>Enter these eight clinical-content items:</w:t>
+      </w:r>
+    </w:p>
+    <w:p>
+      <w:r>
+        <w:t>1. The reasons for admission.</w:t>
+      </w:r>
+    </w:p>
+    <w:p>
+      <w:r>
+        <w:t>2. Significant findings.</w:t>
+      </w:r>
+    </w:p>
+    <w:p>
+      <w:r>
+        <w:t>3. The provisional and/or final diagnosis.</w:t>
+      </w:r>
+    </w:p>
+    <w:p>
+      <w:r>
+        <w:t>4. The patient's condition at discharge.</w:t>
+      </w:r>
+    </w:p>
+    <w:p>
+      <w:r>
+        <w:t>5. Investigation results.</w:t>
+      </w:r>
+    </w:p>
+    <w:p>
+      <w:r>
+        <w:t>6. Any procedure performed.</w:t>
+      </w:r>
+    </w:p>
+    <w:p>
+      <w:r>
+        <w:t>7. Medication administered.</w:t>
+      </w:r>
+    </w:p>
+    <w:p>
+      <w:r>
+        <w:t>8. Other treatment given.</w:t>
       </w:r>
     </w:p>
     <w:p>
@@ -352,7 +417,32 @@
     </w:p>
     <w:p>
       <w:r>
-        <w:t>Include in the discharge summary the follow-up date or timeframe, medications prescribed at discharge with dose, frequency, route and duration, diet/activity/wound-care instructions where applicable, warning signs that should prompt an earlier visit, and a contact number for queries.</w:t>
+        <w:t>Include five things in the discharge summary:</w:t>
+      </w:r>
+    </w:p>
+    <w:p>
+      <w:r>
+        <w:t>1. The follow-up date or timeframe.</w:t>
+      </w:r>
+    </w:p>
+    <w:p>
+      <w:r>
+        <w:t>2. Medications prescribed at discharge, with dose, frequency, route and duration.</w:t>
+      </w:r>
+    </w:p>
+    <w:p>
+      <w:r>
+        <w:t>3. Diet/activity/wound-care instructions where applicable.</w:t>
+      </w:r>
+    </w:p>
+    <w:p>
+      <w:r>
+        <w:t>4. Warning signs that should prompt an earlier visit.</w:t>
+      </w:r>
+    </w:p>
+    <w:p>
+      <w:r>
+        <w:t>5. A contact number for queries.</w:t>
       </w:r>
     </w:p>
     <w:p>
